--- a/project/milestone-1/grk_dsc_630_project_milestone_1.docx
+++ b/project/milestone-1/grk_dsc_630_project_milestone_1.docx
@@ -38,6 +38,9 @@
       <w:pPr>
         <w:jc w:val="center"/>
       </w:pPr>
+      <w:r>
+        <w:t>Frank Neugebauer</w:t>
+      </w:r>
     </w:p>
     <w:p>
       <w:pPr>
@@ -95,16 +98,16 @@
     </w:p>
     <w:p>
       <w:r>
-        <w:t xml:space="preserve">The first step is to determine if the project is done as a group or independently. I have decided to do the project independently as it could become a little challenging as people work in different work hours due to their work </w:t>
-      </w:r>
-      <w:r>
-        <w:t xml:space="preserve">and personal </w:t>
-      </w:r>
-      <w:r>
-        <w:t xml:space="preserve">constraints. </w:t>
-      </w:r>
-      <w:r>
-        <w:t xml:space="preserve">I have created a folder with my names in the files section. </w:t>
+        <w:t>I need to work independently because of my work commitments and my children’s school/daycare schedule. After taking a break last semester, I’ve returned, and this semester is particularly important for both my academics and my career direction. Working independently allows me to manage my responsibilities more effectively, and I am committed to giving my best.</w:t>
+      </w:r>
+      <w:r>
+        <w:t xml:space="preserve"> </w:t>
+      </w:r>
+      <w:r>
+        <w:t>I will complete the Week 1 requirements, such as creating a project folder and refreshing my Python knowledge. I also plan to work on the project in the coming weeks, most likely following the suggested schedule. Another important step is setting up the necessary software and packages, which has been a common requirement in every class so far. Ensuring a stable software environment early on will save a lot of time in later stages. Since advice from the internet or peers doesn’t always solve compatibility issues, it often takes days to resolve problems with mismatched software packages or versions</w:t>
+      </w:r>
+      <w:r>
+        <w:t xml:space="preserve"> </w:t>
       </w:r>
     </w:p>
     <w:p>
@@ -142,214 +145,53 @@
     </w:p>
     <w:p>
       <w:r>
-        <w:t xml:space="preserve">Project proposal and the data set selection needs to be finalized in this milestone with an option to add more sources as needed. </w:t>
-      </w:r>
-      <w:r>
-        <w:t>The below points will be addressed in Milestone 2.</w:t>
-      </w:r>
-    </w:p>
-    <w:p>
-      <w:pPr>
-        <w:pStyle w:val="ListParagraph"/>
-        <w:numPr>
-          <w:ilvl w:val="0"/>
-          <w:numId w:val="2"/>
-        </w:numPr>
-      </w:pPr>
-      <w:r>
-        <w:t xml:space="preserve">Problem statement </w:t>
-      </w:r>
-    </w:p>
-    <w:p>
-      <w:pPr>
-        <w:pStyle w:val="ListParagraph"/>
-        <w:numPr>
-          <w:ilvl w:val="0"/>
-          <w:numId w:val="2"/>
-        </w:numPr>
-      </w:pPr>
-      <w:r>
-        <w:t xml:space="preserve">Explain why the problem is important/interesting </w:t>
-      </w:r>
-    </w:p>
-    <w:p>
-      <w:pPr>
-        <w:pStyle w:val="ListParagraph"/>
-        <w:numPr>
-          <w:ilvl w:val="0"/>
-          <w:numId w:val="2"/>
-        </w:numPr>
-      </w:pPr>
-      <w:r>
-        <w:t xml:space="preserve">Who would be interested in solving this problem, i.e., who would you be trying to sell this project to? </w:t>
-      </w:r>
-    </w:p>
-    <w:p>
-      <w:pPr>
-        <w:pStyle w:val="ListParagraph"/>
-        <w:numPr>
-          <w:ilvl w:val="0"/>
-          <w:numId w:val="2"/>
-        </w:numPr>
-      </w:pPr>
-      <w:r>
-        <w:t xml:space="preserve">Where did you get your data? </w:t>
-      </w:r>
-    </w:p>
-    <w:p>
-      <w:pPr>
-        <w:pStyle w:val="ListParagraph"/>
-        <w:numPr>
-          <w:ilvl w:val="0"/>
-          <w:numId w:val="2"/>
-        </w:numPr>
-      </w:pPr>
-      <w:r>
-        <w:t>Why is this data useful to solve the problem?</w:t>
-      </w:r>
-    </w:p>
-    <w:p>
-      <w:pPr>
-        <w:pStyle w:val="ListParagraph"/>
-        <w:numPr>
-          <w:ilvl w:val="0"/>
-          <w:numId w:val="2"/>
-        </w:numPr>
-      </w:pPr>
-      <w:r>
-        <w:t xml:space="preserve">What types of model or models do you plan to use and why? </w:t>
-      </w:r>
-    </w:p>
-    <w:p>
-      <w:pPr>
-        <w:pStyle w:val="ListParagraph"/>
-        <w:numPr>
-          <w:ilvl w:val="0"/>
-          <w:numId w:val="2"/>
-        </w:numPr>
-      </w:pPr>
-      <w:r>
-        <w:t xml:space="preserve">How do you plan to evaluate your results? </w:t>
-      </w:r>
-    </w:p>
-    <w:p>
-      <w:pPr>
-        <w:pStyle w:val="ListParagraph"/>
-        <w:numPr>
-          <w:ilvl w:val="0"/>
-          <w:numId w:val="2"/>
-        </w:numPr>
-      </w:pPr>
-      <w:r>
-        <w:t>What do you hope to learn?</w:t>
-      </w:r>
-    </w:p>
-    <w:p>
-      <w:pPr>
-        <w:pStyle w:val="ListParagraph"/>
-        <w:numPr>
-          <w:ilvl w:val="0"/>
-          <w:numId w:val="2"/>
-        </w:numPr>
-      </w:pPr>
-      <w:r>
-        <w:t>Assess any risks with your proposal</w:t>
-      </w:r>
-      <w:r>
-        <w:pgNum/>
-      </w:r>
-      <w:r>
+        <w:t>While working on the weekly assignments, I aim to identify a topic that will not only be meaningful to me but also broadly useful to others. I will start exploring and understanding potential data sources early on, with the goal of finalizing one dataset by the end of Week 3 and keeping an additional dataset as a backup.</w:t>
+      </w:r>
+    </w:p>
+    <w:p>
+      <w:pPr>
+        <w:rPr>
+          <w:b/>
+          <w:bCs/>
+        </w:rPr>
+      </w:pPr>
+      <w:r>
+        <w:rPr>
+          <w:b/>
+          <w:bCs/>
+        </w:rPr>
+        <w:t>Milestone 3</w:t>
+      </w:r>
+      <w:r>
+        <w:t xml:space="preserve">: </w:t>
+      </w:r>
+      <w:r>
+        <w:rPr>
+          <w:b/>
+          <w:bCs/>
+        </w:rPr>
+        <w:t xml:space="preserve">( </w:t>
+      </w:r>
+      <w:r>
+        <w:rPr>
+          <w:b/>
+          <w:bCs/>
+        </w:rPr>
+        <w:t>Week</w:t>
+      </w:r>
+      <w:r>
+        <w:rPr>
+          <w:b/>
+          <w:bCs/>
+        </w:rPr>
+        <w:t xml:space="preserve"> 6)</w:t>
+      </w:r>
+      <w:r>
+        <w:rPr>
+          <w:b/>
+          <w:bCs/>
+        </w:rPr>
         <w:t xml:space="preserve"> </w:t>
-      </w:r>
-    </w:p>
-    <w:p>
-      <w:pPr>
-        <w:pStyle w:val="ListParagraph"/>
-        <w:numPr>
-          <w:ilvl w:val="0"/>
-          <w:numId w:val="2"/>
-        </w:numPr>
-      </w:pPr>
-      <w:r>
-        <w:t xml:space="preserve">Identify a contingency plan if your original project plan does not work out </w:t>
-      </w:r>
-    </w:p>
-    <w:p>
-      <w:pPr>
-        <w:pStyle w:val="ListParagraph"/>
-        <w:numPr>
-          <w:ilvl w:val="0"/>
-          <w:numId w:val="2"/>
-        </w:numPr>
-      </w:pPr>
-      <w:r>
-        <w:t>Include anything else you believe is important</w:t>
-      </w:r>
-    </w:p>
-    <w:p>
-      <w:pPr>
-        <w:rPr>
-          <w:b/>
-          <w:bCs/>
-        </w:rPr>
-      </w:pPr>
-      <w:r>
-        <w:rPr>
-          <w:b/>
-          <w:bCs/>
-        </w:rPr>
-        <w:t>Milestone 3</w:t>
-      </w:r>
-      <w:r>
-        <w:t xml:space="preserve">: </w:t>
-      </w:r>
-      <w:r>
-        <w:rPr>
-          <w:b/>
-          <w:bCs/>
-        </w:rPr>
-        <w:t xml:space="preserve">(Due by </w:t>
-      </w:r>
-      <w:r>
-        <w:rPr>
-          <w:b/>
-          <w:bCs/>
-        </w:rPr>
-        <w:t>Week</w:t>
-      </w:r>
-      <w:r>
-        <w:rPr>
-          <w:b/>
-          <w:bCs/>
-        </w:rPr>
-        <w:t xml:space="preserve"> 6)</w:t>
-      </w:r>
-      <w:r>
-        <w:rPr>
-          <w:b/>
-          <w:bCs/>
-        </w:rPr>
-        <w:t xml:space="preserve"> </w:t>
-      </w:r>
-    </w:p>
-    <w:p>
-      <w:r>
-        <w:t>In this milestone,</w:t>
-      </w:r>
-      <w:r>
-        <w:t xml:space="preserve"> Data needs to be explored </w:t>
-      </w:r>
-      <w:r>
-        <w:t xml:space="preserve">to understand and finalize what visualizations will be best to address the questions and needs to evaluate the data to see if it needs to be adjusted/cleaned. </w:t>
-      </w:r>
-      <w:r>
-        <w:t xml:space="preserve">Also, </w:t>
-      </w:r>
-      <w:r>
-        <w:t>below</w:t>
-      </w:r>
-      <w:r>
-        <w:t xml:space="preserve"> points will be addressed in Milestone 3.</w:t>
       </w:r>
     </w:p>
     <w:p>
@@ -361,7 +203,64 @@
         </w:numPr>
       </w:pPr>
       <w:r>
-        <w:t xml:space="preserve">Will I be able to answer the questions I want to answer with the data I have? </w:t>
+        <w:t>I will continue working on the weekly assignments while also dedicating time to cleaning my chosen dataset and conducting an initial round of analysis. By spreading the workload across the upcoming weeks, I will ensure I have enough time to make iterations and improvements if needed.</w:t>
+      </w:r>
+    </w:p>
+    <w:p>
+      <w:r>
+        <w:rPr>
+          <w:b/>
+          <w:bCs/>
+        </w:rPr>
+        <w:t xml:space="preserve">Milestone 4: </w:t>
+      </w:r>
+      <w:r>
+        <w:rPr>
+          <w:b/>
+          <w:bCs/>
+        </w:rPr>
+        <w:t xml:space="preserve">(Due by </w:t>
+      </w:r>
+      <w:r>
+        <w:rPr>
+          <w:b/>
+          <w:bCs/>
+        </w:rPr>
+        <w:t>Week</w:t>
+      </w:r>
+      <w:r>
+        <w:rPr>
+          <w:b/>
+          <w:bCs/>
+        </w:rPr>
+        <w:t xml:space="preserve"> 8</w:t>
+      </w:r>
+      <w:r>
+        <w:rPr>
+          <w:b/>
+          <w:bCs/>
+        </w:rPr>
+        <w:t>)</w:t>
+      </w:r>
+    </w:p>
+    <w:p>
+      <w:r>
+        <w:t xml:space="preserve">Most of the technical work such as </w:t>
+      </w:r>
+      <w:r>
+        <w:t xml:space="preserve">building the working model and evaluating it to see if it has answered all the questions in the previous milestones </w:t>
+      </w:r>
+      <w:r>
+        <w:t>will be done in week 8</w:t>
+      </w:r>
+      <w:r>
+        <w:t xml:space="preserve">. </w:t>
+      </w:r>
+      <w:r>
+        <w:t xml:space="preserve">It will address the </w:t>
+      </w:r>
+      <w:r>
+        <w:t>following items.</w:t>
       </w:r>
     </w:p>
     <w:p>
@@ -373,7 +272,7 @@
         </w:numPr>
       </w:pPr>
       <w:r>
-        <w:t xml:space="preserve">What visualizations are especially useful for explaining my data? </w:t>
+        <w:t>Explain your process for prepping the data</w:t>
       </w:r>
     </w:p>
     <w:p>
@@ -385,112 +284,7 @@
         </w:numPr>
       </w:pPr>
       <w:r>
-        <w:t xml:space="preserve">Do I need to adjust the data and/or driving questions? </w:t>
-      </w:r>
-    </w:p>
-    <w:p>
-      <w:pPr>
-        <w:pStyle w:val="ListParagraph"/>
-        <w:numPr>
-          <w:ilvl w:val="0"/>
-          <w:numId w:val="3"/>
-        </w:numPr>
-      </w:pPr>
-      <w:r>
         <w:lastRenderedPageBreak/>
-        <w:t xml:space="preserve">Do I need to adjust my model/evaluation choices? </w:t>
-      </w:r>
-    </w:p>
-    <w:p>
-      <w:pPr>
-        <w:pStyle w:val="ListParagraph"/>
-        <w:numPr>
-          <w:ilvl w:val="0"/>
-          <w:numId w:val="3"/>
-        </w:numPr>
-      </w:pPr>
-      <w:r>
-        <w:t>Are my original expectations still reasonable?</w:t>
-      </w:r>
-    </w:p>
-    <w:p>
-      <w:r>
-        <w:rPr>
-          <w:b/>
-          <w:bCs/>
-        </w:rPr>
-        <w:t xml:space="preserve">Milestone 4: </w:t>
-      </w:r>
-      <w:r>
-        <w:rPr>
-          <w:b/>
-          <w:bCs/>
-        </w:rPr>
-        <w:t xml:space="preserve">(Due by </w:t>
-      </w:r>
-      <w:r>
-        <w:rPr>
-          <w:b/>
-          <w:bCs/>
-        </w:rPr>
-        <w:t>Week</w:t>
-      </w:r>
-      <w:r>
-        <w:rPr>
-          <w:b/>
-          <w:bCs/>
-        </w:rPr>
-        <w:t xml:space="preserve"> 8</w:t>
-      </w:r>
-      <w:r>
-        <w:rPr>
-          <w:b/>
-          <w:bCs/>
-        </w:rPr>
-        <w:t>)</w:t>
-      </w:r>
-    </w:p>
-    <w:p>
-      <w:r>
-        <w:t xml:space="preserve">Most of the technical work such as </w:t>
-      </w:r>
-      <w:r>
-        <w:t xml:space="preserve">building the working model and evaluating it to see if it has answered all the questions in the previous milestones </w:t>
-      </w:r>
-      <w:r>
-        <w:t>will be done in week 8</w:t>
-      </w:r>
-      <w:r>
-        <w:t xml:space="preserve">. </w:t>
-      </w:r>
-      <w:r>
-        <w:t xml:space="preserve">It will address the </w:t>
-      </w:r>
-      <w:r>
-        <w:t>following items.</w:t>
-      </w:r>
-    </w:p>
-    <w:p>
-      <w:pPr>
-        <w:pStyle w:val="ListParagraph"/>
-        <w:numPr>
-          <w:ilvl w:val="0"/>
-          <w:numId w:val="3"/>
-        </w:numPr>
-      </w:pPr>
-      <w:r>
-        <w:t>Explain your process for prepping the data</w:t>
-      </w:r>
-    </w:p>
-    <w:p>
-      <w:pPr>
-        <w:pStyle w:val="ListParagraph"/>
-        <w:numPr>
-          <w:ilvl w:val="0"/>
-          <w:numId w:val="3"/>
-        </w:numPr>
-      </w:pPr>
-      <w:r>
         <w:t>Build and evaluate at least one model</w:t>
       </w:r>
     </w:p>
@@ -1466,7 +1260,6 @@
   <w:style w:type="character" w:default="1" w:styleId="DefaultParagraphFont">
     <w:name w:val="Default Paragraph Font"/>
     <w:uiPriority w:val="1"/>
-    <w:semiHidden/>
     <w:unhideWhenUsed/>
   </w:style>
   <w:style w:type="table" w:default="1" w:styleId="TableNormal">
